--- a/downloads/fiches/bts_conception_des_produits_industriels_fiche_evaluation.docx
+++ b/downloads/fiches/bts_conception_des_produits_industriels_fiche_evaluation.docx
@@ -11,8 +11,9 @@
           <w:b/>
           <w:color w:val="1F4E79"/>
           <w:sz w:val="32"/>
+          <w:lang w:val="fr-FR" w:eastAsia="fr-FR" w:bidi="fr-FR"/>
         </w:rPr>
-        <w:t>Fiche d'evaluation reconstituee - BTS Conception des produits industriels</w:t>
+        <w:t>Fiche d'évaluation reconstituée - BTS Conception des produits industriels</w:t>
       </w:r>
     </w:p>
     <w:p>
@@ -23,8 +24,9 @@
         <w:rPr>
           <w:i/>
           <w:sz w:val="21"/>
+          <w:lang w:val="fr-FR" w:eastAsia="fr-FR" w:bidi="fr-FR"/>
         </w:rPr>
-        <w:t>Support evalue : Rapport de stage | Modalite : Ponctuelle</w:t>
+        <w:t>Support évalué : Rapport de stage / rapport d'activités | Modalité : Ponctuelle</w:t>
       </w:r>
     </w:p>
     <w:p>
@@ -35,8 +37,9 @@
         <w:rPr>
           <w:b/>
           <w:color w:val="4F81BD"/>
+          <w:lang w:val="fr-FR" w:eastAsia="fr-FR" w:bidi="fr-FR"/>
         </w:rPr>
-        <w:t>Fiche reconstituee a partir de criteres officiels</w:t>
+        <w:t>Fiche reconstituée à partir de critères officiels</w:t>
       </w:r>
     </w:p>
     <w:p>
@@ -46,8 +49,9 @@
       <w:r>
         <w:rPr>
           <w:i/>
+          <w:lang w:val="fr-FR" w:eastAsia="fr-FR" w:bidi="fr-FR"/>
         </w:rPr>
-        <w:t>Cette fiche est une reconstitution de travail a partir des sources publiques reperees au 28/04/2026. Elle ne remplace pas un formulaire national opposable lorsqu'une grille officielle complete existe par ailleurs.</w:t>
+        <w:t>Cette fiche est une reconstitution de travail à partir des sources publiques repérées au 2026-05-06. Elle ne remplace pas un formulaire national opposable lorsqu'une grille officielle complète existe par ailleurs.</w:t>
       </w:r>
     </w:p>
     <w:tbl>
@@ -74,6 +78,7 @@
             <w:r>
               <w:rPr>
                 <w:b/>
+                <w:lang w:val="fr-FR" w:eastAsia="fr-FR" w:bidi="fr-FR"/>
               </w:rPr>
               <w:t>BTS</w:t>
             </w:r>
@@ -86,6 +91,9 @@
           </w:tcPr>
           <w:p>
             <w:r>
+              <w:rPr>
+                <w:lang w:val="fr-FR" w:eastAsia="fr-FR" w:bidi="fr-FR"/>
+              </w:rPr>
               <w:t>BTS Conception des produits industriels</w:t>
             </w:r>
           </w:p>
@@ -100,8 +108,9 @@
             <w:r>
               <w:rPr>
                 <w:b/>
+                <w:lang w:val="fr-FR" w:eastAsia="fr-FR" w:bidi="fr-FR"/>
               </w:rPr>
-              <w:t>Modalite</w:t>
+              <w:t>Modalité</w:t>
             </w:r>
           </w:p>
         </w:tc>
@@ -112,6 +121,9 @@
           </w:tcPr>
           <w:p>
             <w:r>
+              <w:rPr>
+                <w:lang w:val="fr-FR" w:eastAsia="fr-FR" w:bidi="fr-FR"/>
+              </w:rPr>
               <w:t>Ponctuelle</w:t>
             </w:r>
           </w:p>
@@ -128,6 +140,7 @@
             <w:r>
               <w:rPr>
                 <w:b/>
+                <w:lang w:val="fr-FR" w:eastAsia="fr-FR" w:bidi="fr-FR"/>
               </w:rPr>
               <w:t>Option</w:t>
             </w:r>
@@ -140,7 +153,10 @@
           </w:tcPr>
           <w:p>
             <w:r>
-              <w:t>Sans option specifiee</w:t>
+              <w:rPr>
+                <w:lang w:val="fr-FR" w:eastAsia="fr-FR" w:bidi="fr-FR"/>
+              </w:rPr>
+              <w:t>Sans option spécifiée</w:t>
             </w:r>
           </w:p>
         </w:tc>
@@ -154,6 +170,7 @@
             <w:r>
               <w:rPr>
                 <w:b/>
+                <w:lang w:val="fr-FR" w:eastAsia="fr-FR" w:bidi="fr-FR"/>
               </w:rPr>
               <w:t>Statut documentaire</w:t>
             </w:r>
@@ -166,6 +183,9 @@
           </w:tcPr>
           <w:p>
             <w:r>
+              <w:rPr>
+                <w:lang w:val="fr-FR" w:eastAsia="fr-FR" w:bidi="fr-FR"/>
+              </w:rPr>
               <w:t>Support present mais pas CCF sur cette sous-epreuve</w:t>
             </w:r>
           </w:p>
@@ -182,6 +202,7 @@
             <w:r>
               <w:rPr>
                 <w:b/>
+                <w:lang w:val="fr-FR" w:eastAsia="fr-FR" w:bidi="fr-FR"/>
               </w:rPr>
               <w:t>Support</w:t>
             </w:r>
@@ -194,7 +215,10 @@
           </w:tcPr>
           <w:p>
             <w:r>
-              <w:t>Rapport de stage</w:t>
+              <w:rPr>
+                <w:lang w:val="fr-FR" w:eastAsia="fr-FR" w:bidi="fr-FR"/>
+              </w:rPr>
+              <w:t>Rapport de stage / rapport d'activités</w:t>
             </w:r>
           </w:p>
         </w:tc>
@@ -208,8 +232,9 @@
             <w:r>
               <w:rPr>
                 <w:b/>
+                <w:lang w:val="fr-FR" w:eastAsia="fr-FR" w:bidi="fr-FR"/>
               </w:rPr>
-              <w:t>Epreuve</w:t>
+              <w:t>Épreuve</w:t>
             </w:r>
           </w:p>
         </w:tc>
@@ -220,7 +245,10 @@
           </w:tcPr>
           <w:p>
             <w:r>
-              <w:t>U52 Soutenance du rapport de stage</w:t>
+              <w:rPr>
+                <w:lang w:val="fr-FR" w:eastAsia="fr-FR" w:bidi="fr-FR"/>
+              </w:rPr>
+              <w:t>U61|U62 | U52 Soutenance du rapport de stage</w:t>
             </w:r>
           </w:p>
         </w:tc>
@@ -236,8 +264,9 @@
             <w:r>
               <w:rPr>
                 <w:b/>
+                <w:lang w:val="fr-FR" w:eastAsia="fr-FR" w:bidi="fr-FR"/>
               </w:rPr>
-              <w:t>Voies / modalites</w:t>
+              <w:t>Voies / modalités</w:t>
             </w:r>
           </w:p>
         </w:tc>
@@ -248,7 +277,10 @@
           </w:tcPr>
           <w:p>
             <w:r>
-              <w:t>Toutes voies du tableau consulte : epreuve en ponctuel oral</w:t>
+              <w:rPr>
+                <w:lang w:val="fr-FR" w:eastAsia="fr-FR" w:bidi="fr-FR"/>
+              </w:rPr>
+              <w:t>Ponctuelle documentee</w:t>
             </w:r>
           </w:p>
         </w:tc>
@@ -262,6 +294,7 @@
             <w:r>
               <w:rPr>
                 <w:b/>
+                <w:lang w:val="fr-FR" w:eastAsia="fr-FR" w:bidi="fr-FR"/>
               </w:rPr>
               <w:t>Niveau de reconstitution</w:t>
             </w:r>
@@ -274,7 +307,10 @@
           </w:tcPr>
           <w:p>
             <w:r>
-              <w:t>Fiche reconstituee a partir de criteres officiels</w:t>
+              <w:rPr>
+                <w:lang w:val="fr-FR" w:eastAsia="fr-FR" w:bidi="fr-FR"/>
+              </w:rPr>
+              <w:t>Fiche reconstituée à partir de critères officiels</w:t>
             </w:r>
           </w:p>
         </w:tc>
@@ -290,8 +326,9 @@
             <w:r>
               <w:rPr>
                 <w:b/>
+                <w:lang w:val="fr-FR" w:eastAsia="fr-FR" w:bidi="fr-FR"/>
               </w:rPr>
-              <w:t>Sources modele</w:t>
+              <w:t>Sources modèle</w:t>
             </w:r>
           </w:p>
         </w:tc>
@@ -302,7 +339,10 @@
           </w:tcPr>
           <w:p>
             <w:r>
-              <w:t>Le BO 2016 documente la soutenance du rapport de stage ; aucune grille publique distincte n'a ete retrouvee.</w:t>
+              <w:rPr>
+                <w:lang w:val="fr-FR" w:eastAsia="fr-FR" w:bidi="fr-FR"/>
+              </w:rPr>
+              <w:t>Le BO 2016 documente la soutenance du rapport de stage ; aucune grille publique distincte n'a été retrouvée.</w:t>
             </w:r>
           </w:p>
         </w:tc>
@@ -316,6 +356,7 @@
             <w:r>
               <w:rPr>
                 <w:b/>
+                <w:lang w:val="fr-FR" w:eastAsia="fr-FR" w:bidi="fr-FR"/>
               </w:rPr>
               <w:t>Document jury</w:t>
             </w:r>
@@ -328,7 +369,10 @@
           </w:tcPr>
           <w:p>
             <w:r>
-              <w:t>Non retrouve</w:t>
+              <w:rPr>
+                <w:lang w:val="fr-FR" w:eastAsia="fr-FR" w:bidi="fr-FR"/>
+              </w:rPr>
+              <w:t>Non retrouvé</w:t>
             </w:r>
           </w:p>
         </w:tc>
@@ -339,8 +383,9 @@
       <w:r>
         <w:rPr>
           <w:b/>
+          <w:lang w:val="fr-FR" w:eastAsia="fr-FR" w:bidi="fr-FR"/>
         </w:rPr>
-        <w:t>Echelle de positionnement conseillee</w:t>
+        <w:t>Échelle de positionnement conseillée</w:t>
       </w:r>
     </w:p>
     <w:tbl>
@@ -366,6 +411,7 @@
             <w:r>
               <w:rPr>
                 <w:b/>
+                <w:lang w:val="fr-FR" w:eastAsia="fr-FR" w:bidi="fr-FR"/>
               </w:rPr>
               <w:t>NA</w:t>
             </w:r>
@@ -380,6 +426,7 @@
             <w:r>
               <w:rPr>
                 <w:b/>
+                <w:lang w:val="fr-FR" w:eastAsia="fr-FR" w:bidi="fr-FR"/>
               </w:rPr>
               <w:t>PA</w:t>
             </w:r>
@@ -394,6 +441,7 @@
             <w:r>
               <w:rPr>
                 <w:b/>
+                <w:lang w:val="fr-FR" w:eastAsia="fr-FR" w:bidi="fr-FR"/>
               </w:rPr>
               <w:t>A</w:t>
             </w:r>
@@ -408,6 +456,7 @@
             <w:r>
               <w:rPr>
                 <w:b/>
+                <w:lang w:val="fr-FR" w:eastAsia="fr-FR" w:bidi="fr-FR"/>
               </w:rPr>
               <w:t>TB</w:t>
             </w:r>
@@ -421,6 +470,9 @@
           </w:tcPr>
           <w:p>
             <w:r>
+              <w:rPr>
+                <w:lang w:val="fr-FR" w:eastAsia="fr-FR" w:bidi="fr-FR"/>
+              </w:rPr>
               <w:t>Non observable / non acquis</w:t>
             </w:r>
           </w:p>
@@ -431,6 +483,9 @@
           </w:tcPr>
           <w:p>
             <w:r>
+              <w:rPr>
+                <w:lang w:val="fr-FR" w:eastAsia="fr-FR" w:bidi="fr-FR"/>
+              </w:rPr>
               <w:t>Partiellement acquis</w:t>
             </w:r>
           </w:p>
@@ -441,6 +496,9 @@
           </w:tcPr>
           <w:p>
             <w:r>
+              <w:rPr>
+                <w:lang w:val="fr-FR" w:eastAsia="fr-FR" w:bidi="fr-FR"/>
+              </w:rPr>
               <w:t>Acquis</w:t>
             </w:r>
           </w:p>
@@ -451,7 +509,10 @@
           </w:tcPr>
           <w:p>
             <w:r>
-              <w:t>Tres bien acquis</w:t>
+              <w:rPr>
+                <w:lang w:val="fr-FR" w:eastAsia="fr-FR" w:bidi="fr-FR"/>
+              </w:rPr>
+              <w:t>Très bien acquis</w:t>
             </w:r>
           </w:p>
         </w:tc>
@@ -462,8 +523,9 @@
       <w:r>
         <w:rPr>
           <w:b/>
+          <w:lang w:val="fr-FR" w:eastAsia="fr-FR" w:bidi="fr-FR"/>
         </w:rPr>
-        <w:t>Grille d'evaluation</w:t>
+        <w:t>Grille d'évaluation</w:t>
       </w:r>
     </w:p>
     <w:tbl>
@@ -500,8 +562,9 @@
               <w:rPr>
                 <w:b/>
                 <w:sz w:val="19"/>
+                <w:lang w:val="fr-FR" w:eastAsia="fr-FR" w:bidi="fr-FR"/>
               </w:rPr>
-              <w:t>Critere evalue</w:t>
+              <w:t>Critère évalué</w:t>
             </w:r>
           </w:p>
         </w:tc>
@@ -519,6 +582,7 @@
               <w:rPr>
                 <w:b/>
                 <w:sz w:val="19"/>
+                <w:lang w:val="fr-FR" w:eastAsia="fr-FR" w:bidi="fr-FR"/>
               </w:rPr>
               <w:t>Indicateurs observables / questions d'appui</w:t>
             </w:r>
@@ -538,6 +602,7 @@
               <w:rPr>
                 <w:b/>
                 <w:sz w:val="19"/>
+                <w:lang w:val="fr-FR" w:eastAsia="fr-FR" w:bidi="fr-FR"/>
               </w:rPr>
               <w:t>NA</w:t>
             </w:r>
@@ -557,6 +622,7 @@
               <w:rPr>
                 <w:b/>
                 <w:sz w:val="19"/>
+                <w:lang w:val="fr-FR" w:eastAsia="fr-FR" w:bidi="fr-FR"/>
               </w:rPr>
               <w:t>PA</w:t>
             </w:r>
@@ -576,6 +642,7 @@
               <w:rPr>
                 <w:b/>
                 <w:sz w:val="19"/>
+                <w:lang w:val="fr-FR" w:eastAsia="fr-FR" w:bidi="fr-FR"/>
               </w:rPr>
               <w:t>A</w:t>
             </w:r>
@@ -595,6 +662,7 @@
               <w:rPr>
                 <w:b/>
                 <w:sz w:val="19"/>
+                <w:lang w:val="fr-FR" w:eastAsia="fr-FR" w:bidi="fr-FR"/>
               </w:rPr>
               <w:t>TB</w:t>
             </w:r>
@@ -614,6 +682,7 @@
               <w:rPr>
                 <w:b/>
                 <w:sz w:val="19"/>
+                <w:lang w:val="fr-FR" w:eastAsia="fr-FR" w:bidi="fr-FR"/>
               </w:rPr>
               <w:t>Observations</w:t>
             </w:r>
@@ -631,7 +700,10 @@
               <w:spacing w:after="0"/>
             </w:pPr>
             <w:r>
-              <w:t>Qualite et conformite du rapport/support</w:t>
+              <w:rPr>
+                <w:lang w:val="fr-FR" w:eastAsia="fr-FR" w:bidi="fr-FR"/>
+              </w:rPr>
+              <w:t>Qualité et conformité du rapport/support</w:t>
             </w:r>
           </w:p>
         </w:tc>
@@ -645,7 +717,10 @@
               <w:spacing w:after="0"/>
             </w:pPr>
             <w:r>
-              <w:t>Support lisible, structure, coherent avec l'epreuve et directement exploitable pour l'evaluation.</w:t>
+              <w:rPr>
+                <w:lang w:val="fr-FR" w:eastAsia="fr-FR" w:bidi="fr-FR"/>
+              </w:rPr>
+              <w:t>Support lisible, structuré, cohérent avec l'épreuve et directement exploitable pour l'évaluation.</w:t>
             </w:r>
           </w:p>
         </w:tc>
@@ -659,7 +734,11 @@
               <w:spacing w:after="0"/>
               <w:jc w:val="center"/>
             </w:pPr>
-            <w:r/>
+            <w:r>
+              <w:rPr>
+                <w:lang w:val="fr-FR" w:eastAsia="fr-FR" w:bidi="fr-FR"/>
+              </w:rPr>
+            </w:r>
           </w:p>
         </w:tc>
         <w:tc>
@@ -672,7 +751,11 @@
               <w:spacing w:after="0"/>
               <w:jc w:val="center"/>
             </w:pPr>
-            <w:r/>
+            <w:r>
+              <w:rPr>
+                <w:lang w:val="fr-FR" w:eastAsia="fr-FR" w:bidi="fr-FR"/>
+              </w:rPr>
+            </w:r>
           </w:p>
         </w:tc>
         <w:tc>
@@ -685,7 +768,11 @@
               <w:spacing w:after="0"/>
               <w:jc w:val="center"/>
             </w:pPr>
-            <w:r/>
+            <w:r>
+              <w:rPr>
+                <w:lang w:val="fr-FR" w:eastAsia="fr-FR" w:bidi="fr-FR"/>
+              </w:rPr>
+            </w:r>
           </w:p>
         </w:tc>
         <w:tc>
@@ -698,7 +785,11 @@
               <w:spacing w:after="0"/>
               <w:jc w:val="center"/>
             </w:pPr>
-            <w:r/>
+            <w:r>
+              <w:rPr>
+                <w:lang w:val="fr-FR" w:eastAsia="fr-FR" w:bidi="fr-FR"/>
+              </w:rPr>
+            </w:r>
           </w:p>
         </w:tc>
         <w:tc>
@@ -710,7 +801,11 @@
             <w:pPr>
               <w:spacing w:after="0"/>
             </w:pPr>
-            <w:r/>
+            <w:r>
+              <w:rPr>
+                <w:lang w:val="fr-FR" w:eastAsia="fr-FR" w:bidi="fr-FR"/>
+              </w:rPr>
+            </w:r>
           </w:p>
         </w:tc>
       </w:tr>
@@ -725,6 +820,9 @@
               <w:spacing w:after="0"/>
             </w:pPr>
             <w:r>
+              <w:rPr>
+                <w:lang w:val="fr-FR" w:eastAsia="fr-FR" w:bidi="fr-FR"/>
+              </w:rPr>
               <w:t>explicitation du contexte entreprise et de la mission en conception de produits industriels</w:t>
             </w:r>
           </w:p>
@@ -739,7 +837,10 @@
               <w:spacing w:after="0"/>
             </w:pPr>
             <w:r>
-              <w:t>Le candidat situe precisement l'organisation, ses missions et le perimetre de son intervention.</w:t>
+              <w:rPr>
+                <w:lang w:val="fr-FR" w:eastAsia="fr-FR" w:bidi="fr-FR"/>
+              </w:rPr>
+              <w:t>Le candidat situe précisément l'organisation, ses missions et le périmètre de son intervention.</w:t>
             </w:r>
           </w:p>
         </w:tc>
@@ -753,7 +854,11 @@
               <w:spacing w:after="0"/>
               <w:jc w:val="center"/>
             </w:pPr>
-            <w:r/>
+            <w:r>
+              <w:rPr>
+                <w:lang w:val="fr-FR" w:eastAsia="fr-FR" w:bidi="fr-FR"/>
+              </w:rPr>
+            </w:r>
           </w:p>
         </w:tc>
         <w:tc>
@@ -766,7 +871,11 @@
               <w:spacing w:after="0"/>
               <w:jc w:val="center"/>
             </w:pPr>
-            <w:r/>
+            <w:r>
+              <w:rPr>
+                <w:lang w:val="fr-FR" w:eastAsia="fr-FR" w:bidi="fr-FR"/>
+              </w:rPr>
+            </w:r>
           </w:p>
         </w:tc>
         <w:tc>
@@ -779,7 +888,11 @@
               <w:spacing w:after="0"/>
               <w:jc w:val="center"/>
             </w:pPr>
-            <w:r/>
+            <w:r>
+              <w:rPr>
+                <w:lang w:val="fr-FR" w:eastAsia="fr-FR" w:bidi="fr-FR"/>
+              </w:rPr>
+            </w:r>
           </w:p>
         </w:tc>
         <w:tc>
@@ -792,7 +905,11 @@
               <w:spacing w:after="0"/>
               <w:jc w:val="center"/>
             </w:pPr>
-            <w:r/>
+            <w:r>
+              <w:rPr>
+                <w:lang w:val="fr-FR" w:eastAsia="fr-FR" w:bidi="fr-FR"/>
+              </w:rPr>
+            </w:r>
           </w:p>
         </w:tc>
         <w:tc>
@@ -804,7 +921,11 @@
             <w:pPr>
               <w:spacing w:after="0"/>
             </w:pPr>
-            <w:r/>
+            <w:r>
+              <w:rPr>
+                <w:lang w:val="fr-FR" w:eastAsia="fr-FR" w:bidi="fr-FR"/>
+              </w:rPr>
+            </w:r>
           </w:p>
         </w:tc>
       </w:tr>
@@ -819,7 +940,10 @@
               <w:spacing w:after="0"/>
             </w:pPr>
             <w:r>
-              <w:t>maitrise technique des activites realisees</w:t>
+              <w:rPr>
+                <w:lang w:val="fr-FR" w:eastAsia="fr-FR" w:bidi="fr-FR"/>
+              </w:rPr>
+              <w:t>maîtrise technique des activités réalisées</w:t>
             </w:r>
           </w:p>
         </w:tc>
@@ -833,7 +957,10 @@
               <w:spacing w:after="0"/>
             </w:pPr>
             <w:r>
-              <w:t>Les techniques, outils et methodes mobilises sont expliques et justifies avec exactitude.</w:t>
+              <w:rPr>
+                <w:lang w:val="fr-FR" w:eastAsia="fr-FR" w:bidi="fr-FR"/>
+              </w:rPr>
+              <w:t>Les techniques, outils et méthodes mobilisés sont expliqués et justifiés avec exactitude.</w:t>
             </w:r>
           </w:p>
         </w:tc>
@@ -847,7 +974,11 @@
               <w:spacing w:after="0"/>
               <w:jc w:val="center"/>
             </w:pPr>
-            <w:r/>
+            <w:r>
+              <w:rPr>
+                <w:lang w:val="fr-FR" w:eastAsia="fr-FR" w:bidi="fr-FR"/>
+              </w:rPr>
+            </w:r>
           </w:p>
         </w:tc>
         <w:tc>
@@ -860,7 +991,11 @@
               <w:spacing w:after="0"/>
               <w:jc w:val="center"/>
             </w:pPr>
-            <w:r/>
+            <w:r>
+              <w:rPr>
+                <w:lang w:val="fr-FR" w:eastAsia="fr-FR" w:bidi="fr-FR"/>
+              </w:rPr>
+            </w:r>
           </w:p>
         </w:tc>
         <w:tc>
@@ -873,7 +1008,11 @@
               <w:spacing w:after="0"/>
               <w:jc w:val="center"/>
             </w:pPr>
-            <w:r/>
+            <w:r>
+              <w:rPr>
+                <w:lang w:val="fr-FR" w:eastAsia="fr-FR" w:bidi="fr-FR"/>
+              </w:rPr>
+            </w:r>
           </w:p>
         </w:tc>
         <w:tc>
@@ -886,7 +1025,11 @@
               <w:spacing w:after="0"/>
               <w:jc w:val="center"/>
             </w:pPr>
-            <w:r/>
+            <w:r>
+              <w:rPr>
+                <w:lang w:val="fr-FR" w:eastAsia="fr-FR" w:bidi="fr-FR"/>
+              </w:rPr>
+            </w:r>
           </w:p>
         </w:tc>
         <w:tc>
@@ -898,7 +1041,11 @@
             <w:pPr>
               <w:spacing w:after="0"/>
             </w:pPr>
-            <w:r/>
+            <w:r>
+              <w:rPr>
+                <w:lang w:val="fr-FR" w:eastAsia="fr-FR" w:bidi="fr-FR"/>
+              </w:rPr>
+            </w:r>
           </w:p>
         </w:tc>
       </w:tr>
@@ -913,7 +1060,10 @@
               <w:spacing w:after="0"/>
             </w:pPr>
             <w:r>
-              <w:t>analyse des choix, resultats et ecarts</w:t>
+              <w:rPr>
+                <w:lang w:val="fr-FR" w:eastAsia="fr-FR" w:bidi="fr-FR"/>
+              </w:rPr>
+              <w:t>analysé des choix, résultats et écarts</w:t>
             </w:r>
           </w:p>
         </w:tc>
@@ -927,7 +1077,10 @@
               <w:spacing w:after="0"/>
             </w:pPr>
             <w:r>
-              <w:t>Les choix, contraintes, resultats et eventuels ecarts sont analyses avec recul professionnel.</w:t>
+              <w:rPr>
+                <w:lang w:val="fr-FR" w:eastAsia="fr-FR" w:bidi="fr-FR"/>
+              </w:rPr>
+              <w:t>Les choix, contraintes, résultats et éventuels écarts sont analysés avec recul professionnel.</w:t>
             </w:r>
           </w:p>
         </w:tc>
@@ -941,7 +1094,11 @@
               <w:spacing w:after="0"/>
               <w:jc w:val="center"/>
             </w:pPr>
-            <w:r/>
+            <w:r>
+              <w:rPr>
+                <w:lang w:val="fr-FR" w:eastAsia="fr-FR" w:bidi="fr-FR"/>
+              </w:rPr>
+            </w:r>
           </w:p>
         </w:tc>
         <w:tc>
@@ -954,7 +1111,11 @@
               <w:spacing w:after="0"/>
               <w:jc w:val="center"/>
             </w:pPr>
-            <w:r/>
+            <w:r>
+              <w:rPr>
+                <w:lang w:val="fr-FR" w:eastAsia="fr-FR" w:bidi="fr-FR"/>
+              </w:rPr>
+            </w:r>
           </w:p>
         </w:tc>
         <w:tc>
@@ -967,7 +1128,11 @@
               <w:spacing w:after="0"/>
               <w:jc w:val="center"/>
             </w:pPr>
-            <w:r/>
+            <w:r>
+              <w:rPr>
+                <w:lang w:val="fr-FR" w:eastAsia="fr-FR" w:bidi="fr-FR"/>
+              </w:rPr>
+            </w:r>
           </w:p>
         </w:tc>
         <w:tc>
@@ -980,7 +1145,11 @@
               <w:spacing w:after="0"/>
               <w:jc w:val="center"/>
             </w:pPr>
-            <w:r/>
+            <w:r>
+              <w:rPr>
+                <w:lang w:val="fr-FR" w:eastAsia="fr-FR" w:bidi="fr-FR"/>
+              </w:rPr>
+            </w:r>
           </w:p>
         </w:tc>
         <w:tc>
@@ -992,7 +1161,11 @@
             <w:pPr>
               <w:spacing w:after="0"/>
             </w:pPr>
-            <w:r/>
+            <w:r>
+              <w:rPr>
+                <w:lang w:val="fr-FR" w:eastAsia="fr-FR" w:bidi="fr-FR"/>
+              </w:rPr>
+            </w:r>
           </w:p>
         </w:tc>
       </w:tr>
@@ -1007,7 +1180,10 @@
               <w:spacing w:after="0"/>
             </w:pPr>
             <w:r>
-              <w:t>prise en compte de la qualite, de la securite, des procedures et des contraintes de couts/delais</w:t>
+              <w:rPr>
+                <w:lang w:val="fr-FR" w:eastAsia="fr-FR" w:bidi="fr-FR"/>
+              </w:rPr>
+              <w:t>prise en compte de la qualité, de la sécurité, des procedures et des contraintes de couts/delais</w:t>
             </w:r>
           </w:p>
         </w:tc>
@@ -1021,7 +1197,10 @@
               <w:spacing w:after="0"/>
             </w:pPr>
             <w:r>
-              <w:t>Les exigences de qualite, securite, reglementation et tracabilite sont prises en compte.</w:t>
+              <w:rPr>
+                <w:lang w:val="fr-FR" w:eastAsia="fr-FR" w:bidi="fr-FR"/>
+              </w:rPr>
+              <w:t>Les exigences de qualité, sécurité, réglementation et traçabilité sont prises en compte.</w:t>
             </w:r>
           </w:p>
         </w:tc>
@@ -1035,7 +1214,11 @@
               <w:spacing w:after="0"/>
               <w:jc w:val="center"/>
             </w:pPr>
-            <w:r/>
+            <w:r>
+              <w:rPr>
+                <w:lang w:val="fr-FR" w:eastAsia="fr-FR" w:bidi="fr-FR"/>
+              </w:rPr>
+            </w:r>
           </w:p>
         </w:tc>
         <w:tc>
@@ -1048,7 +1231,11 @@
               <w:spacing w:after="0"/>
               <w:jc w:val="center"/>
             </w:pPr>
-            <w:r/>
+            <w:r>
+              <w:rPr>
+                <w:lang w:val="fr-FR" w:eastAsia="fr-FR" w:bidi="fr-FR"/>
+              </w:rPr>
+            </w:r>
           </w:p>
         </w:tc>
         <w:tc>
@@ -1061,7 +1248,11 @@
               <w:spacing w:after="0"/>
               <w:jc w:val="center"/>
             </w:pPr>
-            <w:r/>
+            <w:r>
+              <w:rPr>
+                <w:lang w:val="fr-FR" w:eastAsia="fr-FR" w:bidi="fr-FR"/>
+              </w:rPr>
+            </w:r>
           </w:p>
         </w:tc>
         <w:tc>
@@ -1074,7 +1265,11 @@
               <w:spacing w:after="0"/>
               <w:jc w:val="center"/>
             </w:pPr>
-            <w:r/>
+            <w:r>
+              <w:rPr>
+                <w:lang w:val="fr-FR" w:eastAsia="fr-FR" w:bidi="fr-FR"/>
+              </w:rPr>
+            </w:r>
           </w:p>
         </w:tc>
         <w:tc>
@@ -1086,7 +1281,11 @@
             <w:pPr>
               <w:spacing w:after="0"/>
             </w:pPr>
-            <w:r/>
+            <w:r>
+              <w:rPr>
+                <w:lang w:val="fr-FR" w:eastAsia="fr-FR" w:bidi="fr-FR"/>
+              </w:rPr>
+            </w:r>
           </w:p>
         </w:tc>
       </w:tr>
@@ -1101,7 +1300,10 @@
               <w:spacing w:after="0"/>
             </w:pPr>
             <w:r>
-              <w:t>qualite de la soutenance et capacite de justification</w:t>
+              <w:rPr>
+                <w:lang w:val="fr-FR" w:eastAsia="fr-FR" w:bidi="fr-FR"/>
+              </w:rPr>
+              <w:t>qualité de la soutenance et capacite de justification</w:t>
             </w:r>
           </w:p>
         </w:tc>
@@ -1115,7 +1317,10 @@
               <w:spacing w:after="0"/>
             </w:pPr>
             <w:r>
-              <w:t>Les exigences de qualite, securite, reglementation et tracabilite sont prises en compte.</w:t>
+              <w:rPr>
+                <w:lang w:val="fr-FR" w:eastAsia="fr-FR" w:bidi="fr-FR"/>
+              </w:rPr>
+              <w:t>Expression claire, structurée, argumentée et adaptée au questionnement du jury.</w:t>
             </w:r>
           </w:p>
         </w:tc>
@@ -1129,7 +1334,11 @@
               <w:spacing w:after="0"/>
               <w:jc w:val="center"/>
             </w:pPr>
-            <w:r/>
+            <w:r>
+              <w:rPr>
+                <w:lang w:val="fr-FR" w:eastAsia="fr-FR" w:bidi="fr-FR"/>
+              </w:rPr>
+            </w:r>
           </w:p>
         </w:tc>
         <w:tc>
@@ -1142,7 +1351,11 @@
               <w:spacing w:after="0"/>
               <w:jc w:val="center"/>
             </w:pPr>
-            <w:r/>
+            <w:r>
+              <w:rPr>
+                <w:lang w:val="fr-FR" w:eastAsia="fr-FR" w:bidi="fr-FR"/>
+              </w:rPr>
+            </w:r>
           </w:p>
         </w:tc>
         <w:tc>
@@ -1155,7 +1368,11 @@
               <w:spacing w:after="0"/>
               <w:jc w:val="center"/>
             </w:pPr>
-            <w:r/>
+            <w:r>
+              <w:rPr>
+                <w:lang w:val="fr-FR" w:eastAsia="fr-FR" w:bidi="fr-FR"/>
+              </w:rPr>
+            </w:r>
           </w:p>
         </w:tc>
         <w:tc>
@@ -1168,7 +1385,11 @@
               <w:spacing w:after="0"/>
               <w:jc w:val="center"/>
             </w:pPr>
-            <w:r/>
+            <w:r>
+              <w:rPr>
+                <w:lang w:val="fr-FR" w:eastAsia="fr-FR" w:bidi="fr-FR"/>
+              </w:rPr>
+            </w:r>
           </w:p>
         </w:tc>
         <w:tc>
@@ -1180,7 +1401,11 @@
             <w:pPr>
               <w:spacing w:after="0"/>
             </w:pPr>
-            <w:r/>
+            <w:r>
+              <w:rPr>
+                <w:lang w:val="fr-FR" w:eastAsia="fr-FR" w:bidi="fr-FR"/>
+              </w:rPr>
+            </w:r>
           </w:p>
         </w:tc>
       </w:tr>
@@ -1195,7 +1420,10 @@
               <w:spacing w:after="0"/>
             </w:pPr>
             <w:r>
-              <w:t>prise de recul sur l'experience. Accent probable sur la comprehension du contexte industriel, l'analyse d'une realisation ou d'un stage, la pertinence des solutions techniques et la communication professionnelle</w:t>
+              <w:rPr>
+                <w:lang w:val="fr-FR" w:eastAsia="fr-FR" w:bidi="fr-FR"/>
+              </w:rPr>
+              <w:t>prise de recul sur l'experience. Accent probable sur la comprehension du contexte industriel, l'analysé d'une réalisation ou d'un stage, la pertinence des solutions techniques et la communication professionnelle</w:t>
             </w:r>
           </w:p>
         </w:tc>
@@ -1209,7 +1437,10 @@
               <w:spacing w:after="0"/>
             </w:pPr>
             <w:r>
-              <w:t>Le candidat situe precisement l'organisation, ses missions et le perimetre de son intervention.</w:t>
+              <w:rPr>
+                <w:lang w:val="fr-FR" w:eastAsia="fr-FR" w:bidi="fr-FR"/>
+              </w:rPr>
+              <w:t>Le candidat situe précisément l'organisation, ses missions et le périmètre de son intervention.</w:t>
             </w:r>
           </w:p>
         </w:tc>
@@ -1223,7 +1454,11 @@
               <w:spacing w:after="0"/>
               <w:jc w:val="center"/>
             </w:pPr>
-            <w:r/>
+            <w:r>
+              <w:rPr>
+                <w:lang w:val="fr-FR" w:eastAsia="fr-FR" w:bidi="fr-FR"/>
+              </w:rPr>
+            </w:r>
           </w:p>
         </w:tc>
         <w:tc>
@@ -1236,7 +1471,11 @@
               <w:spacing w:after="0"/>
               <w:jc w:val="center"/>
             </w:pPr>
-            <w:r/>
+            <w:r>
+              <w:rPr>
+                <w:lang w:val="fr-FR" w:eastAsia="fr-FR" w:bidi="fr-FR"/>
+              </w:rPr>
+            </w:r>
           </w:p>
         </w:tc>
         <w:tc>
@@ -1249,7 +1488,11 @@
               <w:spacing w:after="0"/>
               <w:jc w:val="center"/>
             </w:pPr>
-            <w:r/>
+            <w:r>
+              <w:rPr>
+                <w:lang w:val="fr-FR" w:eastAsia="fr-FR" w:bidi="fr-FR"/>
+              </w:rPr>
+            </w:r>
           </w:p>
         </w:tc>
         <w:tc>
@@ -1262,7 +1505,11 @@
               <w:spacing w:after="0"/>
               <w:jc w:val="center"/>
             </w:pPr>
-            <w:r/>
+            <w:r>
+              <w:rPr>
+                <w:lang w:val="fr-FR" w:eastAsia="fr-FR" w:bidi="fr-FR"/>
+              </w:rPr>
+            </w:r>
           </w:p>
         </w:tc>
         <w:tc>
@@ -1274,7 +1521,11 @@
             <w:pPr>
               <w:spacing w:after="0"/>
             </w:pPr>
-            <w:r/>
+            <w:r>
+              <w:rPr>
+                <w:lang w:val="fr-FR" w:eastAsia="fr-FR" w:bidi="fr-FR"/>
+              </w:rPr>
+            </w:r>
           </w:p>
         </w:tc>
       </w:tr>
@@ -1289,6 +1540,9 @@
               <w:spacing w:after="0"/>
             </w:pPr>
             <w:r>
+              <w:rPr>
+                <w:lang w:val="fr-FR" w:eastAsia="fr-FR" w:bidi="fr-FR"/>
+              </w:rPr>
               <w:t>Qualité et conformité du rapport (respect des référentiels, archivage, traçabilité)</w:t>
             </w:r>
           </w:p>
@@ -1303,7 +1557,10 @@
               <w:spacing w:after="0"/>
             </w:pPr>
             <w:r>
-              <w:t>Support lisible, structure, coherent avec l'epreuve et directement exploitable pour l'evaluation.</w:t>
+              <w:rPr>
+                <w:lang w:val="fr-FR" w:eastAsia="fr-FR" w:bidi="fr-FR"/>
+              </w:rPr>
+              <w:t>Support lisible, structuré, cohérent avec l'épreuve et directement exploitable pour l'évaluation.</w:t>
             </w:r>
           </w:p>
         </w:tc>
@@ -1317,7 +1574,11 @@
               <w:spacing w:after="0"/>
               <w:jc w:val="center"/>
             </w:pPr>
-            <w:r/>
+            <w:r>
+              <w:rPr>
+                <w:lang w:val="fr-FR" w:eastAsia="fr-FR" w:bidi="fr-FR"/>
+              </w:rPr>
+            </w:r>
           </w:p>
         </w:tc>
         <w:tc>
@@ -1330,7 +1591,11 @@
               <w:spacing w:after="0"/>
               <w:jc w:val="center"/>
             </w:pPr>
-            <w:r/>
+            <w:r>
+              <w:rPr>
+                <w:lang w:val="fr-FR" w:eastAsia="fr-FR" w:bidi="fr-FR"/>
+              </w:rPr>
+            </w:r>
           </w:p>
         </w:tc>
         <w:tc>
@@ -1343,7 +1608,11 @@
               <w:spacing w:after="0"/>
               <w:jc w:val="center"/>
             </w:pPr>
-            <w:r/>
+            <w:r>
+              <w:rPr>
+                <w:lang w:val="fr-FR" w:eastAsia="fr-FR" w:bidi="fr-FR"/>
+              </w:rPr>
+            </w:r>
           </w:p>
         </w:tc>
         <w:tc>
@@ -1356,7 +1625,11 @@
               <w:spacing w:after="0"/>
               <w:jc w:val="center"/>
             </w:pPr>
-            <w:r/>
+            <w:r>
+              <w:rPr>
+                <w:lang w:val="fr-FR" w:eastAsia="fr-FR" w:bidi="fr-FR"/>
+              </w:rPr>
+            </w:r>
           </w:p>
         </w:tc>
         <w:tc>
@@ -1368,7 +1641,11 @@
             <w:pPr>
               <w:spacing w:after="0"/>
             </w:pPr>
-            <w:r/>
+            <w:r>
+              <w:rPr>
+                <w:lang w:val="fr-FR" w:eastAsia="fr-FR" w:bidi="fr-FR"/>
+              </w:rPr>
+            </w:r>
           </w:p>
         </w:tc>
       </w:tr>
@@ -1383,6 +1660,9 @@
               <w:spacing w:after="0"/>
             </w:pPr>
             <w:r>
+              <w:rPr>
+                <w:lang w:val="fr-FR" w:eastAsia="fr-FR" w:bidi="fr-FR"/>
+              </w:rPr>
               <w:t>explicitation du contexte entreprise et des missions</w:t>
             </w:r>
           </w:p>
@@ -1397,7 +1677,10 @@
               <w:spacing w:after="0"/>
             </w:pPr>
             <w:r>
-              <w:t>Le candidat situe precisement l'organisation, ses missions et le perimetre de son intervention.</w:t>
+              <w:rPr>
+                <w:lang w:val="fr-FR" w:eastAsia="fr-FR" w:bidi="fr-FR"/>
+              </w:rPr>
+              <w:t>Le candidat situe précisément l'organisation, ses missions et le périmètre de son intervention.</w:t>
             </w:r>
           </w:p>
         </w:tc>
@@ -1411,7 +1694,11 @@
               <w:spacing w:after="0"/>
               <w:jc w:val="center"/>
             </w:pPr>
-            <w:r/>
+            <w:r>
+              <w:rPr>
+                <w:lang w:val="fr-FR" w:eastAsia="fr-FR" w:bidi="fr-FR"/>
+              </w:rPr>
+            </w:r>
           </w:p>
         </w:tc>
         <w:tc>
@@ -1424,7 +1711,11 @@
               <w:spacing w:after="0"/>
               <w:jc w:val="center"/>
             </w:pPr>
-            <w:r/>
+            <w:r>
+              <w:rPr>
+                <w:lang w:val="fr-FR" w:eastAsia="fr-FR" w:bidi="fr-FR"/>
+              </w:rPr>
+            </w:r>
           </w:p>
         </w:tc>
         <w:tc>
@@ -1437,7 +1728,11 @@
               <w:spacing w:after="0"/>
               <w:jc w:val="center"/>
             </w:pPr>
-            <w:r/>
+            <w:r>
+              <w:rPr>
+                <w:lang w:val="fr-FR" w:eastAsia="fr-FR" w:bidi="fr-FR"/>
+              </w:rPr>
+            </w:r>
           </w:p>
         </w:tc>
         <w:tc>
@@ -1450,7 +1745,11 @@
               <w:spacing w:after="0"/>
               <w:jc w:val="center"/>
             </w:pPr>
-            <w:r/>
+            <w:r>
+              <w:rPr>
+                <w:lang w:val="fr-FR" w:eastAsia="fr-FR" w:bidi="fr-FR"/>
+              </w:rPr>
+            </w:r>
           </w:p>
         </w:tc>
         <w:tc>
@@ -1462,7 +1761,11 @@
             <w:pPr>
               <w:spacing w:after="0"/>
             </w:pPr>
-            <w:r/>
+            <w:r>
+              <w:rPr>
+                <w:lang w:val="fr-FR" w:eastAsia="fr-FR" w:bidi="fr-FR"/>
+              </w:rPr>
+            </w:r>
           </w:p>
         </w:tc>
       </w:tr>
@@ -1477,6 +1780,9 @@
               <w:spacing w:after="0"/>
             </w:pPr>
             <w:r>
+              <w:rPr>
+                <w:lang w:val="fr-FR" w:eastAsia="fr-FR" w:bidi="fr-FR"/>
+              </w:rPr>
               <w:t>maîtrise technique des activités (CAO, plans, fiches techniques)</w:t>
             </w:r>
           </w:p>
@@ -1491,7 +1797,10 @@
               <w:spacing w:after="0"/>
             </w:pPr>
             <w:r>
-              <w:t>Les techniques, outils et methodes mobilises sont expliques et justifies avec exactitude.</w:t>
+              <w:rPr>
+                <w:lang w:val="fr-FR" w:eastAsia="fr-FR" w:bidi="fr-FR"/>
+              </w:rPr>
+              <w:t>Les techniques, outils et méthodes mobilisés sont expliqués et justifiés avec exactitude.</w:t>
             </w:r>
           </w:p>
         </w:tc>
@@ -1505,7 +1814,11 @@
               <w:spacing w:after="0"/>
               <w:jc w:val="center"/>
             </w:pPr>
-            <w:r/>
+            <w:r>
+              <w:rPr>
+                <w:lang w:val="fr-FR" w:eastAsia="fr-FR" w:bidi="fr-FR"/>
+              </w:rPr>
+            </w:r>
           </w:p>
         </w:tc>
         <w:tc>
@@ -1518,7 +1831,11 @@
               <w:spacing w:after="0"/>
               <w:jc w:val="center"/>
             </w:pPr>
-            <w:r/>
+            <w:r>
+              <w:rPr>
+                <w:lang w:val="fr-FR" w:eastAsia="fr-FR" w:bidi="fr-FR"/>
+              </w:rPr>
+            </w:r>
           </w:p>
         </w:tc>
         <w:tc>
@@ -1531,7 +1848,11 @@
               <w:spacing w:after="0"/>
               <w:jc w:val="center"/>
             </w:pPr>
-            <w:r/>
+            <w:r>
+              <w:rPr>
+                <w:lang w:val="fr-FR" w:eastAsia="fr-FR" w:bidi="fr-FR"/>
+              </w:rPr>
+            </w:r>
           </w:p>
         </w:tc>
         <w:tc>
@@ -1544,7 +1865,11 @@
               <w:spacing w:after="0"/>
               <w:jc w:val="center"/>
             </w:pPr>
-            <w:r/>
+            <w:r>
+              <w:rPr>
+                <w:lang w:val="fr-FR" w:eastAsia="fr-FR" w:bidi="fr-FR"/>
+              </w:rPr>
+            </w:r>
           </w:p>
         </w:tc>
         <w:tc>
@@ -1556,7 +1881,11 @@
             <w:pPr>
               <w:spacing w:after="0"/>
             </w:pPr>
-            <w:r/>
+            <w:r>
+              <w:rPr>
+                <w:lang w:val="fr-FR" w:eastAsia="fr-FR" w:bidi="fr-FR"/>
+              </w:rPr>
+            </w:r>
           </w:p>
         </w:tc>
       </w:tr>
@@ -1571,6 +1900,9 @@
               <w:spacing w:after="0"/>
             </w:pPr>
             <w:r>
+              <w:rPr>
+                <w:lang w:val="fr-FR" w:eastAsia="fr-FR" w:bidi="fr-FR"/>
+              </w:rPr>
               <w:t>prise en compte de la qualité, sécurité, procédures et contraintes</w:t>
             </w:r>
           </w:p>
@@ -1585,7 +1917,10 @@
               <w:spacing w:after="0"/>
             </w:pPr>
             <w:r>
-              <w:t>Elements observables explicitables dans le support ecrit et confirmables lors de l'entretien.</w:t>
+              <w:rPr>
+                <w:lang w:val="fr-FR" w:eastAsia="fr-FR" w:bidi="fr-FR"/>
+              </w:rPr>
+              <w:t>Éléments observables explicitables dans le support écrit et confirmables lors de l'entretien.</w:t>
             </w:r>
           </w:p>
         </w:tc>
@@ -1599,7 +1934,11 @@
               <w:spacing w:after="0"/>
               <w:jc w:val="center"/>
             </w:pPr>
-            <w:r/>
+            <w:r>
+              <w:rPr>
+                <w:lang w:val="fr-FR" w:eastAsia="fr-FR" w:bidi="fr-FR"/>
+              </w:rPr>
+            </w:r>
           </w:p>
         </w:tc>
         <w:tc>
@@ -1612,7 +1951,11 @@
               <w:spacing w:after="0"/>
               <w:jc w:val="center"/>
             </w:pPr>
-            <w:r/>
+            <w:r>
+              <w:rPr>
+                <w:lang w:val="fr-FR" w:eastAsia="fr-FR" w:bidi="fr-FR"/>
+              </w:rPr>
+            </w:r>
           </w:p>
         </w:tc>
         <w:tc>
@@ -1625,7 +1968,11 @@
               <w:spacing w:after="0"/>
               <w:jc w:val="center"/>
             </w:pPr>
-            <w:r/>
+            <w:r>
+              <w:rPr>
+                <w:lang w:val="fr-FR" w:eastAsia="fr-FR" w:bidi="fr-FR"/>
+              </w:rPr>
+            </w:r>
           </w:p>
         </w:tc>
         <w:tc>
@@ -1638,7 +1985,11 @@
               <w:spacing w:after="0"/>
               <w:jc w:val="center"/>
             </w:pPr>
-            <w:r/>
+            <w:r>
+              <w:rPr>
+                <w:lang w:val="fr-FR" w:eastAsia="fr-FR" w:bidi="fr-FR"/>
+              </w:rPr>
+            </w:r>
           </w:p>
         </w:tc>
         <w:tc>
@@ -1650,7 +2001,11 @@
             <w:pPr>
               <w:spacing w:after="0"/>
             </w:pPr>
-            <w:r/>
+            <w:r>
+              <w:rPr>
+                <w:lang w:val="fr-FR" w:eastAsia="fr-FR" w:bidi="fr-FR"/>
+              </w:rPr>
+            </w:r>
           </w:p>
         </w:tc>
       </w:tr>
@@ -1665,6 +2020,9 @@
               <w:spacing w:after="0"/>
             </w:pPr>
             <w:r>
+              <w:rPr>
+                <w:lang w:val="fr-FR" w:eastAsia="fr-FR" w:bidi="fr-FR"/>
+              </w:rPr>
               <w:t>prise de recul sur l'expérience et capitalisation</w:t>
             </w:r>
           </w:p>
@@ -1679,7 +2037,10 @@
               <w:spacing w:after="0"/>
             </w:pPr>
             <w:r>
-              <w:t>Les choix, contraintes, resultats et eventuels ecarts sont analyses avec recul professionnel.</w:t>
+              <w:rPr>
+                <w:lang w:val="fr-FR" w:eastAsia="fr-FR" w:bidi="fr-FR"/>
+              </w:rPr>
+              <w:t>Les choix, contraintes, résultats et éventuels écarts sont analysés avec recul professionnel.</w:t>
             </w:r>
           </w:p>
         </w:tc>
@@ -1693,7 +2054,11 @@
               <w:spacing w:after="0"/>
               <w:jc w:val="center"/>
             </w:pPr>
-            <w:r/>
+            <w:r>
+              <w:rPr>
+                <w:lang w:val="fr-FR" w:eastAsia="fr-FR" w:bidi="fr-FR"/>
+              </w:rPr>
+            </w:r>
           </w:p>
         </w:tc>
         <w:tc>
@@ -1706,7 +2071,11 @@
               <w:spacing w:after="0"/>
               <w:jc w:val="center"/>
             </w:pPr>
-            <w:r/>
+            <w:r>
+              <w:rPr>
+                <w:lang w:val="fr-FR" w:eastAsia="fr-FR" w:bidi="fr-FR"/>
+              </w:rPr>
+            </w:r>
           </w:p>
         </w:tc>
         <w:tc>
@@ -1719,7 +2088,11 @@
               <w:spacing w:after="0"/>
               <w:jc w:val="center"/>
             </w:pPr>
-            <w:r/>
+            <w:r>
+              <w:rPr>
+                <w:lang w:val="fr-FR" w:eastAsia="fr-FR" w:bidi="fr-FR"/>
+              </w:rPr>
+            </w:r>
           </w:p>
         </w:tc>
         <w:tc>
@@ -1732,7 +2105,11 @@
               <w:spacing w:after="0"/>
               <w:jc w:val="center"/>
             </w:pPr>
-            <w:r/>
+            <w:r>
+              <w:rPr>
+                <w:lang w:val="fr-FR" w:eastAsia="fr-FR" w:bidi="fr-FR"/>
+              </w:rPr>
+            </w:r>
           </w:p>
         </w:tc>
         <w:tc>
@@ -1744,7 +2121,11 @@
             <w:pPr>
               <w:spacing w:after="0"/>
             </w:pPr>
-            <w:r/>
+            <w:r>
+              <w:rPr>
+                <w:lang w:val="fr-FR" w:eastAsia="fr-FR" w:bidi="fr-FR"/>
+              </w:rPr>
+            </w:r>
           </w:p>
         </w:tc>
       </w:tr>
@@ -1754,8 +2135,9 @@
       <w:r>
         <w:rPr>
           <w:b/>
+          <w:lang w:val="fr-FR" w:eastAsia="fr-FR" w:bidi="fr-FR"/>
         </w:rPr>
-        <w:t>Appreciation synthetique</w:t>
+        <w:t>Appréciation synthétique</w:t>
       </w:r>
     </w:p>
     <w:tbl>
@@ -1779,8 +2161,9 @@
             <w:r>
               <w:rPr>
                 <w:b/>
+                <w:lang w:val="fr-FR" w:eastAsia="fr-FR" w:bidi="fr-FR"/>
               </w:rPr>
-              <w:t>Points forts observes</w:t>
+              <w:t>Points forts observés</w:t>
             </w:r>
           </w:p>
         </w:tc>
@@ -1789,7 +2172,11 @@
             <w:tcW w:type="dxa" w:w="10658"/>
           </w:tcPr>
           <w:p>
-            <w:r/>
+            <w:r>
+              <w:rPr>
+                <w:lang w:val="fr-FR" w:eastAsia="fr-FR" w:bidi="fr-FR"/>
+              </w:rPr>
+            </w:r>
           </w:p>
         </w:tc>
       </w:tr>
@@ -1803,6 +2190,7 @@
             <w:r>
               <w:rPr>
                 <w:b/>
+                <w:lang w:val="fr-FR" w:eastAsia="fr-FR" w:bidi="fr-FR"/>
               </w:rPr>
               <w:t>Axes de progression / vigilance</w:t>
             </w:r>
@@ -1813,7 +2201,11 @@
             <w:tcW w:type="dxa" w:w="10658"/>
           </w:tcPr>
           <w:p>
-            <w:r/>
+            <w:r>
+              <w:rPr>
+                <w:lang w:val="fr-FR" w:eastAsia="fr-FR" w:bidi="fr-FR"/>
+              </w:rPr>
+            </w:r>
           </w:p>
         </w:tc>
       </w:tr>
@@ -1827,8 +2219,9 @@
             <w:r>
               <w:rPr>
                 <w:b/>
+                <w:lang w:val="fr-FR" w:eastAsia="fr-FR" w:bidi="fr-FR"/>
               </w:rPr>
-              <w:t>Decision / note / positionnement local</w:t>
+              <w:t>Décision / note / positionnement local</w:t>
             </w:r>
           </w:p>
         </w:tc>
@@ -1837,7 +2230,11 @@
             <w:tcW w:type="dxa" w:w="10658"/>
           </w:tcPr>
           <w:p>
-            <w:r/>
+            <w:r>
+              <w:rPr>
+                <w:lang w:val="fr-FR" w:eastAsia="fr-FR" w:bidi="fr-FR"/>
+              </w:rPr>
+            </w:r>
           </w:p>
         </w:tc>
       </w:tr>
@@ -1847,26 +2244,43 @@
       <w:r>
         <w:rPr>
           <w:b/>
+          <w:lang w:val="fr-FR" w:eastAsia="fr-FR" w:bidi="fr-FR"/>
         </w:rPr>
         <w:t>Fondement et sources de reconstitution</w:t>
       </w:r>
     </w:p>
     <w:p>
       <w:r>
-        <w:t>Croisement entre la soutenance du rapport de stage, le BO 2016 et le referentiel de conception industrielle.</w:t>
+        <w:rPr>
+          <w:lang w:val="fr-FR" w:eastAsia="fr-FR" w:bidi="fr-FR"/>
+        </w:rPr>
+        <w:t>Croisement entre la soutenance du rapport de stage, le BO 2016 et le référentiel de conception industrielle.</w:t>
       </w:r>
     </w:p>
     <w:p>
       <w:r>
-        <w:t>Le référentiel du BTS CPI met l'accent sur la conception détaillée des produits industriels et l'intégration des contraintes de production. L'épreuve U52 évalue la capacité à s'intégrer professionnellement, à assurer une veille technologique et à capitaliser l'expérience. Les critères sont reconstitués à partir des attentes du référentiel, des objectifs du stage et des éléments d'évaluation d'une soutenance de rapport de stage.</w:t>
+        <w:rPr>
+          <w:lang w:val="fr-FR" w:eastAsia="fr-FR" w:bidi="fr-FR"/>
+        </w:rPr>
+        <w:t>Le référentiel du BTS CPI met l'accent sur la conception détaillée des produits industriels et l'intégration des contraintes de production. L'épreuve U52 évalué la capacité à s'intégrer professionnellement, à assurer une veille technologique et à capitaliser l'expérience. Les critères sont reconstitués à partir des attentes du référentiel, des objectifs du stage et des éléments d'évaluation d'une soutenance de rapport de stage.</w:t>
       </w:r>
     </w:p>
     <w:p>
       <w:r>
         <w:rPr>
           <w:sz w:val="17"/>
+          <w:lang w:val="fr-FR" w:eastAsia="fr-FR" w:bidi="fr-FR"/>
         </w:rPr>
-        <w:t>Referentiel : https://www.education.gouv.fr/bo/16/Hebdo13/MENS1604248A.htm</w:t>
+        <w:t>Référentiel : https://www.education.gouv.fr/bo/16/Hebdo13/MENS1604248A.htm</w:t>
+      </w:r>
+    </w:p>
+    <w:p>
+      <w:r>
+        <w:rPr>
+          <w:sz w:val="17"/>
+          <w:lang w:val="fr-FR" w:eastAsia="fr-FR" w:bidi="fr-FR"/>
+        </w:rPr>
+        <w:t>Définition / modalités : https://www.education.gouv.fr/node/276968</w:t>
       </w:r>
     </w:p>
     <w:sectPr>
@@ -2245,6 +2659,7 @@
     <w:rPr>
       <w:rFonts w:ascii="Aptos" w:hAnsi="Aptos"/>
       <w:sz w:val="20"/>
+      <w:lang w:val="fr-FR" w:eastAsia="fr-FR" w:bidi="fr-FR"/>
     </w:rPr>
   </w:style>
   <w:style w:type="paragraph" w:styleId="Header">

--- a/downloads/fiches/bts_conception_des_produits_industriels_fiche_evaluation.docx
+++ b/downloads/fiches/bts_conception_des_produits_industriels_fiche_evaluation.docx
@@ -280,7 +280,7 @@
               <w:rPr>
                 <w:lang w:val="fr-FR" w:eastAsia="fr-FR" w:bidi="fr-FR"/>
               </w:rPr>
-              <w:t>Ponctuelle documentee</w:t>
+              <w:t>Ponctuelle documentée</w:t>
             </w:r>
           </w:p>
         </w:tc>
@@ -342,7 +342,7 @@
               <w:rPr>
                 <w:lang w:val="fr-FR" w:eastAsia="fr-FR" w:bidi="fr-FR"/>
               </w:rPr>
-              <w:t>Le BO 2016 documente la soutenance du rapport de stage ; aucune grille publique distincte n'a été retrouvée.</w:t>
+              <w:t>Le BO 2016 documente la soutenance du rapport de stage ; aucune grille publique distincte n'à été retrouvée.</w:t>
             </w:r>
           </w:p>
         </w:tc>

--- a/downloads/fiches/bts_conception_des_produits_industriels_fiche_evaluation.docx
+++ b/downloads/fiches/bts_conception_des_produits_industriels_fiche_evaluation.docx
@@ -9,11 +9,8 @@
       <w:r>
         <w:rPr>
           <w:b/>
-          <w:color w:val="1F4E79"/>
-          <w:sz w:val="32"/>
-          <w:lang w:val="fr-FR" w:eastAsia="fr-FR" w:bidi="fr-FR"/>
         </w:rPr>
-        <w:t>Fiche d'évaluation reconstituée - BTS Conception des produits industriels</w:t>
+        <w:t>Fiche d'évaluation - BTS Conception des produits industriels</w:t>
       </w:r>
     </w:p>
     <w:p>
@@ -27,31 +24,6 @@
           <w:lang w:val="fr-FR" w:eastAsia="fr-FR" w:bidi="fr-FR"/>
         </w:rPr>
         <w:t>Support évalué : Rapport de stage / rapport d'activités | Modalité : Ponctuelle</w:t>
-      </w:r>
-    </w:p>
-    <w:p>
-      <w:pPr>
-        <w:jc w:val="center"/>
-      </w:pPr>
-      <w:r>
-        <w:rPr>
-          <w:b/>
-          <w:color w:val="4F81BD"/>
-          <w:lang w:val="fr-FR" w:eastAsia="fr-FR" w:bidi="fr-FR"/>
-        </w:rPr>
-        <w:t>Fiche reconstituée à partir de critères officiels</w:t>
-      </w:r>
-    </w:p>
-    <w:p>
-      <w:pPr>
-        <w:spacing w:after="120"/>
-      </w:pPr>
-      <w:r>
-        <w:rPr>
-          <w:i/>
-          <w:lang w:val="fr-FR" w:eastAsia="fr-FR" w:bidi="fr-FR"/>
-        </w:rPr>
-        <w:t>Cette fiche est une reconstitution de travail à partir des sources publiques repérées au 2026-05-06. Elle ne remplace pas un formulaire national opposable lorsqu'une grille officielle complète existe par ailleurs.</w:t>
       </w:r>
     </w:p>
     <w:tbl>
@@ -108,9 +80,8 @@
             <w:r>
               <w:rPr>
                 <w:b/>
-                <w:lang w:val="fr-FR" w:eastAsia="fr-FR" w:bidi="fr-FR"/>
               </w:rPr>
-              <w:t>Modalité</w:t>
+              <w:t>Modalité d'évaluation</w:t>
             </w:r>
           </w:p>
         </w:tc>
@@ -169,10 +140,8 @@
           <w:p>
             <w:r>
               <w:rPr>
-                <w:b/>
-                <w:lang w:val="fr-FR" w:eastAsia="fr-FR" w:bidi="fr-FR"/>
+                <w:b w:val="0"/>
               </w:rPr>
-              <w:t>Statut documentaire</w:t>
             </w:r>
           </w:p>
         </w:tc>
@@ -184,9 +153,8 @@
           <w:p>
             <w:r>
               <w:rPr>
-                <w:lang w:val="fr-FR" w:eastAsia="fr-FR" w:bidi="fr-FR"/>
+                <w:b w:val="0"/>
               </w:rPr>
-              <w:t>Support present mais pas CCF sur cette sous-epreuve</w:t>
             </w:r>
           </w:p>
         </w:tc>
@@ -293,10 +261,8 @@
           <w:p>
             <w:r>
               <w:rPr>
-                <w:b/>
-                <w:lang w:val="fr-FR" w:eastAsia="fr-FR" w:bidi="fr-FR"/>
+                <w:b w:val="0"/>
               </w:rPr>
-              <w:t>Niveau de reconstitution</w:t>
             </w:r>
           </w:p>
         </w:tc>
@@ -308,71 +274,8 @@
           <w:p>
             <w:r>
               <w:rPr>
-                <w:lang w:val="fr-FR" w:eastAsia="fr-FR" w:bidi="fr-FR"/>
+                <w:b w:val="0"/>
               </w:rPr>
-              <w:t>Fiche reconstituée à partir de critères officiels</w:t>
-            </w:r>
-          </w:p>
-        </w:tc>
-      </w:tr>
-      <w:tr>
-        <w:tc>
-          <w:tcPr>
-            <w:tcW w:type="dxa" w:w="1814"/>
-            <w:vAlign w:val="center"/>
-            <w:shd w:fill="D9EAF7"/>
-          </w:tcPr>
-          <w:p>
-            <w:r>
-              <w:rPr>
-                <w:b/>
-                <w:lang w:val="fr-FR" w:eastAsia="fr-FR" w:bidi="fr-FR"/>
-              </w:rPr>
-              <w:t>Sources modèle</w:t>
-            </w:r>
-          </w:p>
-        </w:tc>
-        <w:tc>
-          <w:tcPr>
-            <w:tcW w:type="dxa" w:w="4535"/>
-            <w:vAlign w:val="center"/>
-          </w:tcPr>
-          <w:p>
-            <w:r>
-              <w:rPr>
-                <w:lang w:val="fr-FR" w:eastAsia="fr-FR" w:bidi="fr-FR"/>
-              </w:rPr>
-              <w:t>Le BO 2016 documente la soutenance du rapport de stage ; aucune grille publique distincte n'à été retrouvée.</w:t>
-            </w:r>
-          </w:p>
-        </w:tc>
-        <w:tc>
-          <w:tcPr>
-            <w:tcW w:type="dxa" w:w="1814"/>
-            <w:vAlign w:val="center"/>
-            <w:shd w:fill="D9EAF7"/>
-          </w:tcPr>
-          <w:p>
-            <w:r>
-              <w:rPr>
-                <w:b/>
-                <w:lang w:val="fr-FR" w:eastAsia="fr-FR" w:bidi="fr-FR"/>
-              </w:rPr>
-              <w:t>Document jury</w:t>
-            </w:r>
-          </w:p>
-        </w:tc>
-        <w:tc>
-          <w:tcPr>
-            <w:tcW w:type="dxa" w:w="6009"/>
-            <w:vAlign w:val="center"/>
-          </w:tcPr>
-          <w:p>
-            <w:r>
-              <w:rPr>
-                <w:lang w:val="fr-FR" w:eastAsia="fr-FR" w:bidi="fr-FR"/>
-              </w:rPr>
-              <w:t>Non retrouvé</w:t>
             </w:r>
           </w:p>
         </w:tc>
@@ -2219,9 +2122,8 @@
             <w:r>
               <w:rPr>
                 <w:b/>
-                <w:lang w:val="fr-FR" w:eastAsia="fr-FR" w:bidi="fr-FR"/>
               </w:rPr>
-              <w:t>Décision / note / positionnement local</w:t>
+              <w:t>Note proposée</w:t>
             </w:r>
           </w:p>
         </w:tc>
@@ -2243,15 +2145,6 @@
     <w:p>
       <w:r>
         <w:rPr>
-          <w:b/>
-          <w:lang w:val="fr-FR" w:eastAsia="fr-FR" w:bidi="fr-FR"/>
-        </w:rPr>
-        <w:t>Fondement et sources de reconstitution</w:t>
-      </w:r>
-    </w:p>
-    <w:p>
-      <w:r>
-        <w:rPr>
           <w:lang w:val="fr-FR" w:eastAsia="fr-FR" w:bidi="fr-FR"/>
         </w:rPr>
         <w:t>Croisement entre la soutenance du rapport de stage, le BO 2016 et le référentiel de conception industrielle.</w:t>
@@ -2263,15 +2156,6 @@
           <w:lang w:val="fr-FR" w:eastAsia="fr-FR" w:bidi="fr-FR"/>
         </w:rPr>
         <w:t>Le référentiel du BTS CPI met l'accent sur la conception détaillée des produits industriels et l'intégration des contraintes de production. L'épreuve U52 évalué la capacité à s'intégrer professionnellement, à assurer une veille technologique et à capitaliser l'expérience. Les critères sont reconstitués à partir des attentes du référentiel, des objectifs du stage et des éléments d'évaluation d'une soutenance de rapport de stage.</w:t>
-      </w:r>
-    </w:p>
-    <w:p>
-      <w:r>
-        <w:rPr>
-          <w:sz w:val="17"/>
-          <w:lang w:val="fr-FR" w:eastAsia="fr-FR" w:bidi="fr-FR"/>
-        </w:rPr>
-        <w:t>Référentiel : https://www.education.gouv.fr/bo/16/Hebdo13/MENS1604248A.htm</w:t>
       </w:r>
     </w:p>
     <w:p>
